--- a/proposal/07_Data_Onboarding_and_Integration_Guide.docx
+++ b/proposal/07_Data_Onboarding_and_Integration_Guide.docx
@@ -392,7 +392,7 @@
             </w:rPr>
             <w:fldChar w:fldCharType="separate"/>
           </w:r>
-          <w:hyperlink w:anchor="__RefHeading___Toc2551_3719902292">
+          <w:hyperlink w:anchor="__RefHeading___Toc2551_2871792748">
             <w:r>
               <w:rPr>
                 <w:rStyle w:val="IndexLink"/>
@@ -412,7 +412,7 @@
             </w:tabs>
             <w:rPr/>
           </w:pPr>
-          <w:hyperlink w:anchor="__RefHeading___Toc2553_3719902292">
+          <w:hyperlink w:anchor="__RefHeading___Toc2553_2871792748">
             <w:r>
               <w:rPr>
                 <w:rStyle w:val="IndexLink"/>
@@ -432,7 +432,7 @@
             </w:tabs>
             <w:rPr/>
           </w:pPr>
-          <w:hyperlink w:anchor="__RefHeading___Toc2555_3719902292">
+          <w:hyperlink w:anchor="__RefHeading___Toc2555_2871792748">
             <w:r>
               <w:rPr>
                 <w:rStyle w:val="IndexLink"/>
@@ -452,7 +452,7 @@
             </w:tabs>
             <w:rPr/>
           </w:pPr>
-          <w:hyperlink w:anchor="__RefHeading___Toc2557_3719902292">
+          <w:hyperlink w:anchor="__RefHeading___Toc2557_2871792748">
             <w:r>
               <w:rPr>
                 <w:rStyle w:val="IndexLink"/>
@@ -472,7 +472,7 @@
             </w:tabs>
             <w:rPr/>
           </w:pPr>
-          <w:hyperlink w:anchor="__RefHeading___Toc2559_3719902292">
+          <w:hyperlink w:anchor="__RefHeading___Toc2559_2871792748">
             <w:r>
               <w:rPr>
                 <w:rStyle w:val="IndexLink"/>
@@ -492,7 +492,7 @@
             </w:tabs>
             <w:rPr/>
           </w:pPr>
-          <w:hyperlink w:anchor="__RefHeading___Toc2561_3719902292">
+          <w:hyperlink w:anchor="__RefHeading___Toc2561_2871792748">
             <w:r>
               <w:rPr>
                 <w:rStyle w:val="IndexLink"/>
@@ -512,7 +512,7 @@
             </w:tabs>
             <w:rPr/>
           </w:pPr>
-          <w:hyperlink w:anchor="__RefHeading___Toc2563_3719902292">
+          <w:hyperlink w:anchor="__RefHeading___Toc2563_2871792748">
             <w:r>
               <w:rPr>
                 <w:rStyle w:val="IndexLink"/>
@@ -532,7 +532,7 @@
             </w:tabs>
             <w:rPr/>
           </w:pPr>
-          <w:hyperlink w:anchor="__RefHeading___Toc2565_3719902292">
+          <w:hyperlink w:anchor="__RefHeading___Toc2565_2871792748">
             <w:r>
               <w:rPr>
                 <w:rStyle w:val="IndexLink"/>
@@ -552,7 +552,7 @@
             </w:tabs>
             <w:rPr/>
           </w:pPr>
-          <w:hyperlink w:anchor="__RefHeading___Toc2567_3719902292">
+          <w:hyperlink w:anchor="__RefHeading___Toc2567_2871792748">
             <w:r>
               <w:rPr>
                 <w:rStyle w:val="IndexLink"/>
@@ -572,7 +572,7 @@
             </w:tabs>
             <w:rPr/>
           </w:pPr>
-          <w:hyperlink w:anchor="__RefHeading___Toc2569_3719902292">
+          <w:hyperlink w:anchor="__RefHeading___Toc2569_2871792748">
             <w:r>
               <w:rPr>
                 <w:rStyle w:val="IndexLink"/>
@@ -592,7 +592,7 @@
             </w:tabs>
             <w:rPr/>
           </w:pPr>
-          <w:hyperlink w:anchor="__RefHeading___Toc2571_3719902292">
+          <w:hyperlink w:anchor="__RefHeading___Toc2571_2871792748">
             <w:r>
               <w:rPr>
                 <w:rStyle w:val="IndexLink"/>
@@ -638,7 +638,7 @@
         <w:spacing w:before="0" w:after="160"/>
         <w:rPr/>
       </w:pPr>
-      <w:bookmarkStart w:id="0" w:name="__RefHeading___Toc2551_3719902292"/>
+      <w:bookmarkStart w:id="0" w:name="__RefHeading___Toc2551_2871792748"/>
       <w:bookmarkEnd w:id="0"/>
       <w:r>
         <w:rPr/>
@@ -726,7 +726,7 @@
         <w:spacing w:before="360" w:after="160"/>
         <w:rPr/>
       </w:pPr>
-      <w:bookmarkStart w:id="1" w:name="__RefHeading___Toc2553_3719902292"/>
+      <w:bookmarkStart w:id="1" w:name="__RefHeading___Toc2553_2871792748"/>
       <w:bookmarkEnd w:id="1"/>
       <w:r>
         <w:rPr/>
@@ -739,7 +739,7 @@
         <w:spacing w:before="280" w:after="120"/>
         <w:rPr/>
       </w:pPr>
-      <w:bookmarkStart w:id="2" w:name="__RefHeading___Toc2555_3719902292"/>
+      <w:bookmarkStart w:id="2" w:name="__RefHeading___Toc2555_2871792748"/>
       <w:bookmarkEnd w:id="2"/>
       <w:r>
         <w:rPr/>
@@ -763,7 +763,7 @@
         <w:spacing w:before="280" w:after="120"/>
         <w:rPr/>
       </w:pPr>
-      <w:bookmarkStart w:id="3" w:name="__RefHeading___Toc2557_3719902292"/>
+      <w:bookmarkStart w:id="3" w:name="__RefHeading___Toc2557_2871792748"/>
       <w:bookmarkEnd w:id="3"/>
       <w:r>
         <w:rPr/>
@@ -1219,7 +1219,7 @@
         <w:spacing w:before="280" w:after="120"/>
         <w:rPr/>
       </w:pPr>
-      <w:bookmarkStart w:id="4" w:name="__RefHeading___Toc2559_3719902292"/>
+      <w:bookmarkStart w:id="4" w:name="__RefHeading___Toc2559_2871792748"/>
       <w:bookmarkEnd w:id="4"/>
       <w:r>
         <w:rPr/>
@@ -1243,7 +1243,7 @@
         <w:spacing w:before="280" w:after="120"/>
         <w:rPr/>
       </w:pPr>
-      <w:bookmarkStart w:id="5" w:name="__RefHeading___Toc2561_3719902292"/>
+      <w:bookmarkStart w:id="5" w:name="__RefHeading___Toc2561_2871792748"/>
       <w:bookmarkEnd w:id="5"/>
       <w:r>
         <w:rPr/>
@@ -1699,7 +1699,7 @@
         <w:spacing w:before="280" w:after="120"/>
         <w:rPr/>
       </w:pPr>
-      <w:bookmarkStart w:id="6" w:name="__RefHeading___Toc2563_3719902292"/>
+      <w:bookmarkStart w:id="6" w:name="__RefHeading___Toc2563_2871792748"/>
       <w:bookmarkEnd w:id="6"/>
       <w:r>
         <w:rPr/>
@@ -1723,7 +1723,7 @@
         <w:spacing w:before="360" w:after="160"/>
         <w:rPr/>
       </w:pPr>
-      <w:bookmarkStart w:id="7" w:name="__RefHeading___Toc2565_3719902292"/>
+      <w:bookmarkStart w:id="7" w:name="__RefHeading___Toc2565_2871792748"/>
       <w:bookmarkEnd w:id="7"/>
       <w:r>
         <w:rPr/>
@@ -1952,7 +1952,7 @@
         <w:spacing w:before="360" w:after="160"/>
         <w:rPr/>
       </w:pPr>
-      <w:bookmarkStart w:id="8" w:name="__RefHeading___Toc2567_3719902292"/>
+      <w:bookmarkStart w:id="8" w:name="__RefHeading___Toc2567_2871792748"/>
       <w:bookmarkEnd w:id="8"/>
       <w:r>
         <w:rPr/>
@@ -2025,7 +2025,7 @@
         <w:spacing w:before="360" w:after="160"/>
         <w:rPr/>
       </w:pPr>
-      <w:bookmarkStart w:id="9" w:name="__RefHeading___Toc2569_3719902292"/>
+      <w:bookmarkStart w:id="9" w:name="__RefHeading___Toc2569_2871792748"/>
       <w:bookmarkEnd w:id="9"/>
       <w:r>
         <w:rPr/>
@@ -2049,7 +2049,7 @@
         <w:spacing w:before="360" w:after="160"/>
         <w:rPr/>
       </w:pPr>
-      <w:bookmarkStart w:id="10" w:name="__RefHeading___Toc2571_3719902292"/>
+      <w:bookmarkStart w:id="10" w:name="__RefHeading___Toc2571_2871792748"/>
       <w:bookmarkEnd w:id="10"/>
       <w:r>
         <w:rPr/>

--- a/proposal/07_Data_Onboarding_and_Integration_Guide.docx
+++ b/proposal/07_Data_Onboarding_and_Integration_Guide.docx
@@ -392,7 +392,7 @@
             </w:rPr>
             <w:fldChar w:fldCharType="separate"/>
           </w:r>
-          <w:hyperlink w:anchor="__RefHeading___Toc2551_2871792748">
+          <w:hyperlink w:anchor="__RefHeading___Toc2557_937233523">
             <w:r>
               <w:rPr>
                 <w:rStyle w:val="IndexLink"/>
@@ -412,7 +412,7 @@
             </w:tabs>
             <w:rPr/>
           </w:pPr>
-          <w:hyperlink w:anchor="__RefHeading___Toc2553_2871792748">
+          <w:hyperlink w:anchor="__RefHeading___Toc2559_937233523">
             <w:r>
               <w:rPr>
                 <w:rStyle w:val="IndexLink"/>
@@ -432,7 +432,7 @@
             </w:tabs>
             <w:rPr/>
           </w:pPr>
-          <w:hyperlink w:anchor="__RefHeading___Toc2555_2871792748">
+          <w:hyperlink w:anchor="__RefHeading___Toc2561_937233523">
             <w:r>
               <w:rPr>
                 <w:rStyle w:val="IndexLink"/>
@@ -452,7 +452,7 @@
             </w:tabs>
             <w:rPr/>
           </w:pPr>
-          <w:hyperlink w:anchor="__RefHeading___Toc2557_2871792748">
+          <w:hyperlink w:anchor="__RefHeading___Toc2563_937233523">
             <w:r>
               <w:rPr>
                 <w:rStyle w:val="IndexLink"/>
@@ -472,7 +472,7 @@
             </w:tabs>
             <w:rPr/>
           </w:pPr>
-          <w:hyperlink w:anchor="__RefHeading___Toc2559_2871792748">
+          <w:hyperlink w:anchor="__RefHeading___Toc2565_937233523">
             <w:r>
               <w:rPr>
                 <w:rStyle w:val="IndexLink"/>
@@ -492,14 +492,14 @@
             </w:tabs>
             <w:rPr/>
           </w:pPr>
-          <w:hyperlink w:anchor="__RefHeading___Toc2561_2871792748">
+          <w:hyperlink w:anchor="__RefHeading___Toc2567_937233523">
             <w:r>
               <w:rPr>
                 <w:rStyle w:val="IndexLink"/>
               </w:rPr>
               <w:t>2.4 Connectors</w:t>
               <w:tab/>
-              <w:t>3</w:t>
+              <w:t>4</w:t>
             </w:r>
           </w:hyperlink>
         </w:p>
@@ -512,7 +512,7 @@
             </w:tabs>
             <w:rPr/>
           </w:pPr>
-          <w:hyperlink w:anchor="__RefHeading___Toc2563_2871792748">
+          <w:hyperlink w:anchor="__RefHeading___Toc2569_937233523">
             <w:r>
               <w:rPr>
                 <w:rStyle w:val="IndexLink"/>
@@ -532,7 +532,7 @@
             </w:tabs>
             <w:rPr/>
           </w:pPr>
-          <w:hyperlink w:anchor="__RefHeading___Toc2565_2871792748">
+          <w:hyperlink w:anchor="__RefHeading___Toc2571_937233523">
             <w:r>
               <w:rPr>
                 <w:rStyle w:val="IndexLink"/>
@@ -552,7 +552,7 @@
             </w:tabs>
             <w:rPr/>
           </w:pPr>
-          <w:hyperlink w:anchor="__RefHeading___Toc2567_2871792748">
+          <w:hyperlink w:anchor="__RefHeading___Toc2573_937233523">
             <w:r>
               <w:rPr>
                 <w:rStyle w:val="IndexLink"/>
@@ -572,7 +572,7 @@
             </w:tabs>
             <w:rPr/>
           </w:pPr>
-          <w:hyperlink w:anchor="__RefHeading___Toc2569_2871792748">
+          <w:hyperlink w:anchor="__RefHeading___Toc2575_937233523">
             <w:r>
               <w:rPr>
                 <w:rStyle w:val="IndexLink"/>
@@ -592,7 +592,7 @@
             </w:tabs>
             <w:rPr/>
           </w:pPr>
-          <w:hyperlink w:anchor="__RefHeading___Toc2571_2871792748">
+          <w:hyperlink w:anchor="__RefHeading___Toc2577_937233523">
             <w:r>
               <w:rPr>
                 <w:rStyle w:val="IndexLink"/>
@@ -638,7 +638,7 @@
         <w:spacing w:before="0" w:after="160"/>
         <w:rPr/>
       </w:pPr>
-      <w:bookmarkStart w:id="0" w:name="__RefHeading___Toc2551_2871792748"/>
+      <w:bookmarkStart w:id="0" w:name="__RefHeading___Toc2557_937233523"/>
       <w:bookmarkEnd w:id="0"/>
       <w:r>
         <w:rPr/>
@@ -726,7 +726,7 @@
         <w:spacing w:before="360" w:after="160"/>
         <w:rPr/>
       </w:pPr>
-      <w:bookmarkStart w:id="1" w:name="__RefHeading___Toc2553_2871792748"/>
+      <w:bookmarkStart w:id="1" w:name="__RefHeading___Toc2559_937233523"/>
       <w:bookmarkEnd w:id="1"/>
       <w:r>
         <w:rPr/>
@@ -739,7 +739,7 @@
         <w:spacing w:before="280" w:after="120"/>
         <w:rPr/>
       </w:pPr>
-      <w:bookmarkStart w:id="2" w:name="__RefHeading___Toc2555_2871792748"/>
+      <w:bookmarkStart w:id="2" w:name="__RefHeading___Toc2561_937233523"/>
       <w:bookmarkEnd w:id="2"/>
       <w:r>
         <w:rPr/>
@@ -763,7 +763,7 @@
         <w:spacing w:before="280" w:after="120"/>
         <w:rPr/>
       </w:pPr>
-      <w:bookmarkStart w:id="3" w:name="__RefHeading___Toc2557_2871792748"/>
+      <w:bookmarkStart w:id="3" w:name="__RefHeading___Toc2563_937233523"/>
       <w:bookmarkEnd w:id="3"/>
       <w:r>
         <w:rPr/>
@@ -965,7 +965,7 @@
                 <w:sz w:val="18"/>
                 <w:szCs w:val="18"/>
               </w:rPr>
-              <w:t>GCC relationship pipeline: introduction through intermediary; first majlis or meeting; NDA; qualification; active discussion; term sheet or MoU; regulatory or board approval; signed; dormant. Each stage has SLA days and exit criteria.</w:t>
+              <w:t>GCC relationship pipeline, for the market the group is entering: introduction through an intermediary; first meeting; NDA; qualification; active discussion; term sheet or MoU; regulatory or board approval; signed; dormant. Each stage has SLA days and exit criteria.</w:t>
             </w:r>
           </w:p>
         </w:tc>
@@ -1219,7 +1219,7 @@
         <w:spacing w:before="280" w:after="120"/>
         <w:rPr/>
       </w:pPr>
-      <w:bookmarkStart w:id="4" w:name="__RefHeading___Toc2559_2871792748"/>
+      <w:bookmarkStart w:id="4" w:name="__RefHeading___Toc2565_937233523"/>
       <w:bookmarkEnd w:id="4"/>
       <w:r>
         <w:rPr/>
@@ -1243,7 +1243,7 @@
         <w:spacing w:before="280" w:after="120"/>
         <w:rPr/>
       </w:pPr>
-      <w:bookmarkStart w:id="5" w:name="__RefHeading___Toc2561_2871792748"/>
+      <w:bookmarkStart w:id="5" w:name="__RefHeading___Toc2567_937233523"/>
       <w:bookmarkEnd w:id="5"/>
       <w:r>
         <w:rPr/>
@@ -1699,7 +1699,7 @@
         <w:spacing w:before="280" w:after="120"/>
         <w:rPr/>
       </w:pPr>
-      <w:bookmarkStart w:id="6" w:name="__RefHeading___Toc2563_2871792748"/>
+      <w:bookmarkStart w:id="6" w:name="__RefHeading___Toc2569_937233523"/>
       <w:bookmarkEnd w:id="6"/>
       <w:r>
         <w:rPr/>
@@ -1723,7 +1723,7 @@
         <w:spacing w:before="360" w:after="160"/>
         <w:rPr/>
       </w:pPr>
-      <w:bookmarkStart w:id="7" w:name="__RefHeading___Toc2565_2871792748"/>
+      <w:bookmarkStart w:id="7" w:name="__RefHeading___Toc2571_937233523"/>
       <w:bookmarkEnd w:id="7"/>
       <w:r>
         <w:rPr/>
@@ -1952,7 +1952,7 @@
         <w:spacing w:before="360" w:after="160"/>
         <w:rPr/>
       </w:pPr>
-      <w:bookmarkStart w:id="8" w:name="__RefHeading___Toc2567_2871792748"/>
+      <w:bookmarkStart w:id="8" w:name="__RefHeading___Toc2573_937233523"/>
       <w:bookmarkEnd w:id="8"/>
       <w:r>
         <w:rPr/>
@@ -2016,7 +2016,7 @@
       </w:pPr>
       <w:r>
         <w:rPr/>
-        <w:t>Arabic and English names stored side by side; search matches either.</w:t>
+        <w:t>Where a person or organisation has a name in more than one language or script, both are stored side by side and search matches either.</w:t>
       </w:r>
     </w:p>
     <w:p>
@@ -2025,7 +2025,7 @@
         <w:spacing w:before="360" w:after="160"/>
         <w:rPr/>
       </w:pPr>
-      <w:bookmarkStart w:id="9" w:name="__RefHeading___Toc2569_2871792748"/>
+      <w:bookmarkStart w:id="9" w:name="__RefHeading___Toc2575_937233523"/>
       <w:bookmarkEnd w:id="9"/>
       <w:r>
         <w:rPr/>
@@ -2049,7 +2049,7 @@
         <w:spacing w:before="360" w:after="160"/>
         <w:rPr/>
       </w:pPr>
-      <w:bookmarkStart w:id="10" w:name="__RefHeading___Toc2571_2871792748"/>
+      <w:bookmarkStart w:id="10" w:name="__RefHeading___Toc2577_937233523"/>
       <w:bookmarkEnd w:id="10"/>
       <w:r>
         <w:rPr/>
